--- a/verify task analysis/output/Prediction_Process_Report.docx
+++ b/verify task analysis/output/Prediction_Process_Report.docx
@@ -12,7 +12,7 @@
     </w:p>
     <w:p>
       <w:r>
-        <w:t>Generated: 2026-03-06 10:00</w:t>
+        <w:t>Generated: 2026-03-10 15:21</w:t>
       </w:r>
     </w:p>
     <w:p/>
